--- a/Programacion II/Clases/Clase 8 - Documentacion y QA Javadoc y pruebas/Taller PI - Clase 8 - VetCare.docx
+++ b/Programacion II/Clases/Clase 8 - Documentacion y QA Javadoc y pruebas/Taller PI - Clase 8 - VetCare.docx
@@ -474,7 +474,7 @@
           <w:color w:val="2B2B2B"/>
           <w:sz w:val="22"/>
         </w:rPr>
-        <w:t>Sube tu taller en ExamLab (examlab.lovable.app/app)</w:t>
+        <w:t>Sube tu taller en ExamLab (https://examlab.lovable.app/)</w:t>
       </w:r>
       <w:r>
         <w:rPr>

--- a/Programacion II/Clases/Clase 8 - Documentacion y QA Javadoc y pruebas/Taller PI - Clase 8 - VetCare.docx
+++ b/Programacion II/Clases/Clase 8 - Documentacion y QA Javadoc y pruebas/Taller PI - Clase 8 - VetCare.docx
@@ -486,6 +486,237 @@
         <w:t xml:space="preserve"> — domingo 23:59. Un envio por equipo.</w:t>
       </w:r>
     </w:p>
+    <w:p>
+      <w:pPr>
+        <w:spacing w:after="120"/>
+      </w:pPr>
+      <w:r>
+        <w:rPr>
+          <w:rFonts w:ascii="Calibri" w:hAnsi="Calibri" w:eastAsia="Calibri"/>
+          <w:b/>
+          <w:color w:val="095292"/>
+          <w:sz w:val="24"/>
+        </w:rPr>
+        <w:t>8. Que vas a resolver en ExamLab</w:t>
+      </w:r>
+    </w:p>
+    <w:p>
+      <w:pPr>
+        <w:spacing w:after="120"/>
+      </w:pPr>
+      <w:r>
+        <w:rPr>
+          <w:rFonts w:ascii="Calibri" w:hAnsi="Calibri" w:eastAsia="Calibri"/>
+          <w:b w:val="0"/>
+          <w:color w:val="2B2B2B"/>
+          <w:sz w:val="22"/>
+        </w:rPr>
+        <w:t>El estudiante documenta con Javadoc Mascota, Cita y AgendaService dejando escrita la regla 'una mascota inactiva no agenda', y la respalda con cuatro pruebas independientes que se ejecutan solas.</w:t>
+      </w:r>
+    </w:p>
+    <w:p>
+      <w:pPr>
+        <w:spacing w:after="120"/>
+      </w:pPr>
+      <w:r>
+        <w:rPr>
+          <w:rFonts w:ascii="Calibri" w:hAnsi="Calibri" w:eastAsia="Calibri"/>
+          <w:b w:val="0"/>
+          <w:color w:val="2B2B2B"/>
+          <w:sz w:val="22"/>
+        </w:rPr>
+        <w:t>El taller se resuelve y se entrega en ExamLab (https://examlab.lovable.app/), en el modulo Talleres. Son 5 preguntas y suman 100 puntos. Lo que sigue es lo que vas a encontrar en cada una, para que sepas de antemano en que forma se responde:</w:t>
+      </w:r>
+    </w:p>
+    <w:p>
+      <w:r>
+        <w:rPr>
+          <w:rFonts w:ascii="Calibri" w:hAnsi="Calibri" w:eastAsia="Calibri"/>
+          <w:b/>
+          <w:color w:val="2B2B2B"/>
+          <w:sz w:val="22"/>
+        </w:rPr>
+        <w:t>Pregunta 1 - Codigo ejecutable (25 pts):</w:t>
+      </w:r>
+      <w:r>
+        <w:rPr>
+          <w:rFonts w:ascii="Calibri" w:hAnsi="Calibri" w:eastAsia="Calibri"/>
+          <w:b w:val="0"/>
+          <w:color w:val="2B2B2B"/>
+          <w:sz w:val="22"/>
+        </w:rPr>
+        <w:t xml:space="preserve"> Javadoc en el dominio: `Mascota` y `Cita`.</w:t>
+      </w:r>
+    </w:p>
+    <w:p>
+      <w:pPr>
+        <w:pStyle w:val="ListBullet"/>
+        <w:spacing w:after="40"/>
+      </w:pPr>
+      <w:r>
+        <w:rPr>
+          <w:rFonts w:ascii="Calibri" w:hAnsi="Calibri" w:eastAsia="Calibri"/>
+          <w:b w:val="0"/>
+          <w:color w:val="2B2B2B"/>
+          <w:sz w:val="22"/>
+        </w:rPr>
+        <w:t>Editor de codigo dentro de la plataforma. El codigo se ejecuta ahi mismo: corralo y revise la salida antes de enviar.</w:t>
+      </w:r>
+    </w:p>
+    <w:p>
+      <w:r>
+        <w:rPr>
+          <w:rFonts w:ascii="Calibri" w:hAnsi="Calibri" w:eastAsia="Calibri"/>
+          <w:b/>
+          <w:color w:val="2B2B2B"/>
+          <w:sz w:val="22"/>
+        </w:rPr>
+        <w:t>Pregunta 2 - Codigo ejecutable (25 pts):</w:t>
+      </w:r>
+      <w:r>
+        <w:rPr>
+          <w:rFonts w:ascii="Calibri" w:hAnsi="Calibri" w:eastAsia="Calibri"/>
+          <w:b w:val="0"/>
+          <w:color w:val="2B2B2B"/>
+          <w:sz w:val="22"/>
+        </w:rPr>
+        <w:t xml:space="preserve"> `AgendaService.agendar`: la regla documentada y lanzada.</w:t>
+      </w:r>
+    </w:p>
+    <w:p>
+      <w:pPr>
+        <w:pStyle w:val="ListBullet"/>
+        <w:spacing w:after="40"/>
+      </w:pPr>
+      <w:r>
+        <w:rPr>
+          <w:rFonts w:ascii="Calibri" w:hAnsi="Calibri" w:eastAsia="Calibri"/>
+          <w:b w:val="0"/>
+          <w:color w:val="2B2B2B"/>
+          <w:sz w:val="22"/>
+        </w:rPr>
+        <w:t>Editor de codigo dentro de la plataforma. El codigo se ejecuta ahi mismo: corralo y revise la salida antes de enviar.</w:t>
+      </w:r>
+    </w:p>
+    <w:p>
+      <w:r>
+        <w:rPr>
+          <w:rFonts w:ascii="Calibri" w:hAnsi="Calibri" w:eastAsia="Calibri"/>
+          <w:b/>
+          <w:color w:val="2B2B2B"/>
+          <w:sz w:val="22"/>
+        </w:rPr>
+        <w:t>Pregunta 3 - Codigo ejecutable (25 pts):</w:t>
+      </w:r>
+      <w:r>
+        <w:rPr>
+          <w:rFonts w:ascii="Calibri" w:hAnsi="Calibri" w:eastAsia="Calibri"/>
+          <w:b w:val="0"/>
+          <w:color w:val="2B2B2B"/>
+          <w:sz w:val="22"/>
+        </w:rPr>
+        <w:t xml:space="preserve"> Cuatro pruebas que se ejecutan solas.</w:t>
+      </w:r>
+    </w:p>
+    <w:p>
+      <w:pPr>
+        <w:pStyle w:val="ListBullet"/>
+        <w:spacing w:after="40"/>
+      </w:pPr>
+      <w:r>
+        <w:rPr>
+          <w:rFonts w:ascii="Calibri" w:hAnsi="Calibri" w:eastAsia="Calibri"/>
+          <w:b w:val="0"/>
+          <w:color w:val="2B2B2B"/>
+          <w:sz w:val="22"/>
+        </w:rPr>
+        <w:t>Editor de codigo dentro de la plataforma. El codigo se ejecuta ahi mismo: corralo y revise la salida antes de enviar.</w:t>
+      </w:r>
+    </w:p>
+    <w:p>
+      <w:r>
+        <w:rPr>
+          <w:rFonts w:ascii="Calibri" w:hAnsi="Calibri" w:eastAsia="Calibri"/>
+          <w:b/>
+          <w:color w:val="2B2B2B"/>
+          <w:sz w:val="22"/>
+        </w:rPr>
+        <w:t>Pregunta 4 - Seleccion multiple (10 pts):</w:t>
+      </w:r>
+      <w:r>
+        <w:rPr>
+          <w:rFonts w:ascii="Calibri" w:hAnsi="Calibri" w:eastAsia="Calibri"/>
+          <w:b w:val="0"/>
+          <w:color w:val="2B2B2B"/>
+          <w:sz w:val="22"/>
+        </w:rPr>
+        <w:t xml:space="preserve"> Lo que distingue una prueba util de un adorno.</w:t>
+      </w:r>
+    </w:p>
+    <w:p>
+      <w:pPr>
+        <w:pStyle w:val="ListBullet"/>
+        <w:spacing w:after="40"/>
+      </w:pPr>
+      <w:r>
+        <w:rPr>
+          <w:rFonts w:ascii="Calibri" w:hAnsi="Calibri" w:eastAsia="Calibri"/>
+          <w:b w:val="0"/>
+          <w:color w:val="2B2B2B"/>
+          <w:sz w:val="22"/>
+        </w:rPr>
+        <w:t>Varias opciones y mas de una correcta; marque todas las que apliquen.</w:t>
+      </w:r>
+    </w:p>
+    <w:p>
+      <w:r>
+        <w:rPr>
+          <w:rFonts w:ascii="Calibri" w:hAnsi="Calibri" w:eastAsia="Calibri"/>
+          <w:b/>
+          <w:color w:val="2B2B2B"/>
+          <w:sz w:val="22"/>
+        </w:rPr>
+        <w:t>Pregunta 5 - Respuesta escrita (15 pts):</w:t>
+      </w:r>
+      <w:r>
+        <w:rPr>
+          <w:rFonts w:ascii="Calibri" w:hAnsi="Calibri" w:eastAsia="Calibri"/>
+          <w:b w:val="0"/>
+          <w:color w:val="2B2B2B"/>
+          <w:sz w:val="22"/>
+        </w:rPr>
+        <w:t xml:space="preserve"> Rojo, verde y lo que ninguna prueba puede ver.</w:t>
+      </w:r>
+    </w:p>
+    <w:p>
+      <w:pPr>
+        <w:pStyle w:val="ListBullet"/>
+        <w:spacing w:after="40"/>
+      </w:pPr>
+      <w:r>
+        <w:rPr>
+          <w:rFonts w:ascii="Calibri" w:hAnsi="Calibri" w:eastAsia="Calibri"/>
+          <w:b w:val="0"/>
+          <w:color w:val="2B2B2B"/>
+          <w:sz w:val="22"/>
+        </w:rPr>
+        <w:t>Un cuadro de texto. Se escribe directamente en la plataforma; no se sube archivo.</w:t>
+      </w:r>
+    </w:p>
+    <w:p>
+      <w:pPr>
+        <w:spacing w:after="120"/>
+      </w:pPr>
+      <w:r>
+        <w:rPr>
+          <w:rFonts w:ascii="Calibri" w:hAnsi="Calibri" w:eastAsia="Calibri"/>
+          <w:b w:val="0"/>
+          <w:color w:val="2B2B2B"/>
+          <w:sz w:val="22"/>
+        </w:rPr>
+        <w:t>Cada pregunta trae su propio enunciado completo dentro de la plataforma: puedes resolver el taller leyendo solo ExamLab. Este documento sirve para prepararte y para trabajar en equipo antes de responder.</w:t>
+      </w:r>
+    </w:p>
     <w:sectPr>
       <w:pgSz w:w="12240" w:h="15840"/>
       <w:pgMar w:top="1440" w:right="1800" w:bottom="1440" w:left="1800" w:header="720" w:footer="720" w:gutter="0"/>

--- a/Programacion II/Clases/Clase 8 - Documentacion y QA Javadoc y pruebas/Taller PI - Clase 8 - VetCare.docx
+++ b/Programacion II/Clases/Clase 8 - Documentacion y QA Javadoc y pruebas/Taller PI - Clase 8 - VetCare.docx
@@ -72,6 +72,21 @@
           <w:sz w:val="22"/>
         </w:rPr>
         <w:t>Hoy avanzamos el PI en: Las clases del dominio de VetCare quedan documentadas con Javadoc y la regla 'mascota inactiva no agenda' queda respaldada por pruebas que se ejecutan solas.</w:t>
+      </w:r>
+    </w:p>
+    <w:p>
+      <w:pPr>
+        <w:spacing w:after="120"/>
+        <w:shd w:val="clear" w:fill="EDEDED"/>
+      </w:pPr>
+      <w:r>
+        <w:rPr>
+          <w:rFonts w:ascii="Calibri" w:hAnsi="Calibri" w:eastAsia="Calibri"/>
+          <w:b w:val="0"/>
+          <w:color w:val="2B2B2B"/>
+          <w:sz w:val="20"/>
+        </w:rPr>
+        <w:t>Modalidad de trabajo: individual por defecto. El docente puede autorizar equipos de 2 o 3 integrantes; en ese caso el artefacto puede ser compartido, pero la entrega en ExamLab siempre es individual (cada estudiante responde las preguntas abiertas con sus propias palabras) y cualquier integrante debe poder explicar cualquier parte en 60 segundos.</w:t>
       </w:r>
     </w:p>
     <w:p>
@@ -483,7 +498,7 @@
           <w:color w:val="2B2B2B"/>
           <w:sz w:val="22"/>
         </w:rPr>
-        <w:t xml:space="preserve"> — domingo 23:59. Un envio por equipo.</w:t>
+        <w:t xml:space="preserve"> — domingo 23:59. Un envio por estudiante.</w:t>
       </w:r>
     </w:p>
     <w:p>
@@ -714,7 +729,7 @@
           <w:color w:val="2B2B2B"/>
           <w:sz w:val="22"/>
         </w:rPr>
-        <w:t>Cada pregunta trae su propio enunciado completo dentro de la plataforma: puedes resolver el taller leyendo solo ExamLab. Este documento sirve para prepararte y para trabajar en equipo antes de responder.</w:t>
+        <w:t>Cada pregunta trae su propio enunciado completo dentro de la plataforma: puedes resolver el taller leyendo solo ExamLab. Este documento sirve para prepararte y conservar tus respuestas. La actividad es individual; si el docente autoriza trabajo en equipo, la entrega en ExamLab sigue siendo individual.</w:t>
       </w:r>
     </w:p>
     <w:sectPr>

--- a/Programacion II/Clases/Clase 8 - Documentacion y QA Javadoc y pruebas/Taller PI - Clase 8 - VetCare.docx
+++ b/Programacion II/Clases/Clase 8 - Documentacion y QA Javadoc y pruebas/Taller PI - Clase 8 - VetCare.docx
@@ -489,7 +489,7 @@
           <w:color w:val="2B2B2B"/>
           <w:sz w:val="22"/>
         </w:rPr>
-        <w:t>Sube tu taller en ExamLab (https://examlab.lovable.app/)</w:t>
+        <w:t>Sube tu taller en ExamLab (https://uniaj.examlab.workers.dev/)</w:t>
       </w:r>
       <w:r>
         <w:rPr>
@@ -540,7 +540,7 @@
           <w:color w:val="2B2B2B"/>
           <w:sz w:val="22"/>
         </w:rPr>
-        <w:t>El taller se resuelve y se entrega en ExamLab (https://examlab.lovable.app/), en el modulo Talleres. Son 5 preguntas y suman 100 puntos. Lo que sigue es lo que vas a encontrar en cada una, para que sepas de antemano en que forma se responde:</w:t>
+        <w:t>El taller se resuelve y se entrega en ExamLab (https://uniaj.examlab.workers.dev/), en el modulo Talleres. Son 5 preguntas y suman 100 puntos. Lo que sigue es lo que vas a encontrar en cada una, para que sepas de antemano en que forma se responde:</w:t>
       </w:r>
     </w:p>
     <w:p>

--- a/Programacion II/Clases/Clase 8 - Documentacion y QA Javadoc y pruebas/Taller PI - Clase 8 - VetCare.docx
+++ b/Programacion II/Clases/Clase 8 - Documentacion y QA Javadoc y pruebas/Taller PI - Clase 8 - VetCare.docx
@@ -56,7 +56,7 @@
           <w:color w:val="2B2B2B"/>
           <w:sz w:val="22"/>
         </w:rPr>
-        <w:t>Herramienta: Apache NetBeans</w:t>
+        <w:t>Herramienta: Visual Studio Code (Java)</w:t>
       </w:r>
     </w:p>
     <w:p>
@@ -257,7 +257,7 @@
           <w:color w:val="2B2B2B"/>
           <w:sz w:val="22"/>
         </w:rPr>
-        <w:t>Renombre al menos tres identificadores pobres del proyecto (por ejemplo validar por agendar, b por mascotaActiva, dato1 por idMascota) usando Refactor &gt; Rename de NetBeans para que el cambio se propague sin romper nada.</w:t>
+        <w:t>Renombre al menos tres identificadores pobres del proyecto (por ejemplo validar por agendar, b por mascotaActiva, dato1 por idMascota) usando Rename Symbol (F2) de VS Code para que el cambio se propague sin romper nada.</w:t>
       </w:r>
     </w:p>
     <w:p>
